--- a/Khiếu nại/18-KN.docx
+++ b/Khiếu nại/18-KN.docx
@@ -1,11 +1,12 @@
 
 <file path=word/document.xml><?xml version="1.0" encoding="utf-8"?>
-<w:document xmlns:wpc="http://schemas.microsoft.com/office/word/2010/wordprocessingCanvas" xmlns:cx="http://schemas.microsoft.com/office/drawing/2014/chartex" xmlns:mc="http://schemas.openxmlformats.org/markup-compatibility/2006" xmlns:o="urn:schemas-microsoft-com:office:office" xmlns:r="http://schemas.openxmlformats.org/officeDocument/2006/relationships" xmlns:m="http://schemas.openxmlformats.org/officeDocument/2006/math" xmlns:v="urn:schemas-microsoft-com:vml" xmlns:wp14="http://schemas.microsoft.com/office/word/2010/wordprocessingDrawing" xmlns:wp="http://schemas.openxmlformats.org/drawingml/2006/wordprocessingDrawing" xmlns:w10="urn:schemas-microsoft-com:office:word" xmlns:w="http://schemas.openxmlformats.org/wordprocessingml/2006/main" xmlns:w14="http://schemas.microsoft.com/office/word/2010/wordml" xmlns:w15="http://schemas.microsoft.com/office/word/2012/wordml" xmlns:w16se="http://schemas.microsoft.com/office/word/2015/wordml/symex" xmlns:wpg="http://schemas.microsoft.com/office/word/2010/wordprocessingGroup" xmlns:wpi="http://schemas.microsoft.com/office/word/2010/wordprocessingInk" xmlns:wne="http://schemas.microsoft.com/office/word/2006/wordml" xmlns:wps="http://schemas.microsoft.com/office/word/2010/wordprocessingShape" mc:Ignorable="w14 w15 w16se wp14">
+<w:document xmlns:wpc="http://schemas.microsoft.com/office/word/2010/wordprocessingCanvas" xmlns:cx="http://schemas.microsoft.com/office/drawing/2014/chartex" xmlns:cx1="http://schemas.microsoft.com/office/drawing/2015/9/8/chartex" xmlns:cx2="http://schemas.microsoft.com/office/drawing/2015/10/21/chartex" xmlns:cx3="http://schemas.microsoft.com/office/drawing/2016/5/9/chartex" xmlns:cx4="http://schemas.microsoft.com/office/drawing/2016/5/10/chartex" xmlns:cx5="http://schemas.microsoft.com/office/drawing/2016/5/11/chartex" xmlns:cx6="http://schemas.microsoft.com/office/drawing/2016/5/12/chartex" xmlns:cx7="http://schemas.microsoft.com/office/drawing/2016/5/13/chartex" xmlns:cx8="http://schemas.microsoft.com/office/drawing/2016/5/14/chartex" xmlns:mc="http://schemas.openxmlformats.org/markup-compatibility/2006" xmlns:aink="http://schemas.microsoft.com/office/drawing/2016/ink" xmlns:am3d="http://schemas.microsoft.com/office/drawing/2017/model3d" xmlns:o="urn:schemas-microsoft-com:office:office" xmlns:r="http://schemas.openxmlformats.org/officeDocument/2006/relationships" xmlns:m="http://schemas.openxmlformats.org/officeDocument/2006/math" xmlns:v="urn:schemas-microsoft-com:vml" xmlns:wp14="http://schemas.microsoft.com/office/word/2010/wordprocessingDrawing" xmlns:wp="http://schemas.openxmlformats.org/drawingml/2006/wordprocessingDrawing" xmlns:w10="urn:schemas-microsoft-com:office:word" xmlns:w="http://schemas.openxmlformats.org/wordprocessingml/2006/main" xmlns:w14="http://schemas.microsoft.com/office/word/2010/wordml" xmlns:w15="http://schemas.microsoft.com/office/word/2012/wordml" xmlns:w16cex="http://schemas.microsoft.com/office/word/2018/wordml/cex" xmlns:w16cid="http://schemas.microsoft.com/office/word/2016/wordml/cid" xmlns:w16="http://schemas.microsoft.com/office/word/2018/wordml" xmlns:w16se="http://schemas.microsoft.com/office/word/2015/wordml/symex" xmlns:wpg="http://schemas.microsoft.com/office/word/2010/wordprocessingGroup" xmlns:wpi="http://schemas.microsoft.com/office/word/2010/wordprocessingInk" xmlns:wne="http://schemas.microsoft.com/office/word/2006/wordml" xmlns:wps="http://schemas.microsoft.com/office/word/2010/wordprocessingShape" mc:Ignorable="w14 w15 w16se w16cid w16 w16cex wp14">
   <w:body>
     <w:tbl>
       <w:tblPr>
-        <w:tblW w:w="0" w:type="auto"/>
+        <w:tblW w:w="9621" w:type="dxa"/>
         <w:tblCellSpacing w:w="0" w:type="dxa"/>
+        <w:tblInd w:w="-426" w:type="dxa"/>
         <w:shd w:val="clear" w:color="auto" w:fill="FFFFFF"/>
         <w:tblCellMar>
           <w:left w:w="0" w:type="dxa"/>
@@ -14,8 +15,8 @@
         <w:tblLook w:val="04A0" w:firstRow="1" w:lastRow="0" w:firstColumn="1" w:lastColumn="0" w:noHBand="0" w:noVBand="1"/>
       </w:tblPr>
       <w:tblGrid>
-        <w:gridCol w:w="3230"/>
-        <w:gridCol w:w="5841"/>
+        <w:gridCol w:w="3828"/>
+        <w:gridCol w:w="5793"/>
       </w:tblGrid>
       <w:tr>
         <w:trPr>
@@ -24,7 +25,7 @@
         </w:trPr>
         <w:tc>
           <w:tcPr>
-            <w:tcW w:w="3230" w:type="dxa"/>
+            <w:tcW w:w="3828" w:type="dxa"/>
             <w:shd w:val="clear" w:color="auto" w:fill="FFFFFF"/>
             <w:tcMar>
               <w:top w:w="0" w:type="dxa"/>
@@ -49,7 +50,23 @@
                 <w:sz w:val="26"/>
                 <w:szCs w:val="26"/>
               </w:rPr>
-              <w:t>[[DVChuQuan]]</w:t>
+              <w:t>[[</w:t>
+            </w:r>
+            <w:r>
+              <w:rPr>
+                <w:color w:val="000000"/>
+                <w:sz w:val="26"/>
+                <w:szCs w:val="26"/>
+              </w:rPr>
+              <w:t>TenCoQuanToChucLine1</w:t>
+            </w:r>
+            <w:r>
+              <w:rPr>
+                <w:color w:val="000000"/>
+                <w:sz w:val="26"/>
+                <w:szCs w:val="26"/>
+              </w:rPr>
+              <w:t>]]</w:t>
             </w:r>
           </w:p>
           <w:p>
@@ -68,7 +85,33 @@
                 <w:sz w:val="26"/>
                 <w:szCs w:val="26"/>
               </w:rPr>
-              <w:t>[[DVThucHien]]</w:t>
+              <w:t>[[</w:t>
+            </w:r>
+            <w:r>
+              <w:rPr>
+                <w:color w:val="000000"/>
+                <w:sz w:val="26"/>
+                <w:szCs w:val="26"/>
+              </w:rPr>
+              <w:t>TenCoQuanToChucLine</w:t>
+            </w:r>
+            <w:r>
+              <w:rPr>
+                <w:color w:val="000000"/>
+                <w:sz w:val="26"/>
+                <w:szCs w:val="26"/>
+              </w:rPr>
+              <w:t>2</w:t>
+            </w:r>
+            <w:bookmarkStart w:id="1" w:name="_GoBack"/>
+            <w:bookmarkEnd w:id="1"/>
+            <w:r>
+              <w:rPr>
+                <w:color w:val="000000"/>
+                <w:sz w:val="26"/>
+                <w:szCs w:val="26"/>
+              </w:rPr>
+              <w:t>]]</w:t>
             </w:r>
           </w:p>
           <w:p>
@@ -149,7 +192,7 @@
                     </wp:anchor>
                   </w:drawing>
                 </mc:Choice>
-                <mc:Fallback xmlns:w16sdtfl="http://schemas.microsoft.com/office/word/2024/wordml/sdtformatlock" xmlns:w16sdtdh="http://schemas.microsoft.com/office/word/2020/wordml/sdtdatahash" xmlns:w16du="http://schemas.microsoft.com/office/word/2023/wordml/word16du" xmlns:w16="http://schemas.microsoft.com/office/word/2018/wordml" xmlns:w16cid="http://schemas.microsoft.com/office/word/2016/wordml/cid" xmlns:w16cex="http://schemas.microsoft.com/office/word/2018/wordml/cex" xmlns:oel="http://schemas.microsoft.com/office/2019/extlst" xmlns:am3d="http://schemas.microsoft.com/office/drawing/2017/model3d" xmlns:aink="http://schemas.microsoft.com/office/drawing/2016/ink" xmlns:cx8="http://schemas.microsoft.com/office/drawing/2016/5/14/chartex" xmlns:cx7="http://schemas.microsoft.com/office/drawing/2016/5/13/chartex" xmlns:cx6="http://schemas.microsoft.com/office/drawing/2016/5/12/chartex" xmlns:cx5="http://schemas.microsoft.com/office/drawing/2016/5/11/chartex" xmlns:cx4="http://schemas.microsoft.com/office/drawing/2016/5/10/chartex" xmlns:cx3="http://schemas.microsoft.com/office/drawing/2016/5/9/chartex" xmlns:cx2="http://schemas.microsoft.com/office/drawing/2015/10/21/chartex" xmlns:cx1="http://schemas.microsoft.com/office/drawing/2015/9/8/chartex">
+                <mc:Fallback xmlns:oel="http://schemas.microsoft.com/office/2019/extlst" xmlns:w16du="http://schemas.microsoft.com/office/word/2023/wordml/word16du" xmlns:w16sdtdh="http://schemas.microsoft.com/office/word/2020/wordml/sdtdatahash" xmlns:w16sdtfl="http://schemas.microsoft.com/office/word/2024/wordml/sdtformatlock">
                   <w:pict>
                     <v:line w14:anchorId="7D251A7C" id="Straight Connector 1" o:spid="_x0000_s1026" style="position:absolute;z-index:251663872;visibility:visible;mso-wrap-style:square;mso-width-percent:0;mso-height-percent:0;mso-wrap-distance-left:9pt;mso-wrap-distance-top:-3e-5mm;mso-wrap-distance-right:9pt;mso-wrap-distance-bottom:-3e-5mm;mso-position-horizontal:absolute;mso-position-horizontal-relative:text;mso-position-vertical:absolute;mso-position-vertical-relative:text;mso-width-percent:0;mso-height-percent:0;mso-width-relative:page;mso-height-relative:page" from="47.25pt,1.1pt" to="97.75pt,1.1pt" o:gfxdata="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"/>
                   </w:pict>
@@ -168,7 +211,7 @@
         </w:tc>
         <w:tc>
           <w:tcPr>
-            <w:tcW w:w="5841" w:type="dxa"/>
+            <w:tcW w:w="5793" w:type="dxa"/>
             <w:shd w:val="clear" w:color="auto" w:fill="FFFFFF"/>
             <w:tcMar>
               <w:top w:w="0" w:type="dxa"/>
@@ -301,7 +344,7 @@
                     </wp:anchor>
                   </w:drawing>
                 </mc:Choice>
-                <mc:Fallback xmlns:w16sdtfl="http://schemas.microsoft.com/office/word/2024/wordml/sdtformatlock" xmlns:w16sdtdh="http://schemas.microsoft.com/office/word/2020/wordml/sdtdatahash" xmlns:w16du="http://schemas.microsoft.com/office/word/2023/wordml/word16du" xmlns:w16="http://schemas.microsoft.com/office/word/2018/wordml" xmlns:w16cid="http://schemas.microsoft.com/office/word/2016/wordml/cid" xmlns:w16cex="http://schemas.microsoft.com/office/word/2018/wordml/cex" xmlns:oel="http://schemas.microsoft.com/office/2019/extlst" xmlns:am3d="http://schemas.microsoft.com/office/drawing/2017/model3d" xmlns:aink="http://schemas.microsoft.com/office/drawing/2016/ink" xmlns:cx8="http://schemas.microsoft.com/office/drawing/2016/5/14/chartex" xmlns:cx7="http://schemas.microsoft.com/office/drawing/2016/5/13/chartex" xmlns:cx6="http://schemas.microsoft.com/office/drawing/2016/5/12/chartex" xmlns:cx5="http://schemas.microsoft.com/office/drawing/2016/5/11/chartex" xmlns:cx4="http://schemas.microsoft.com/office/drawing/2016/5/10/chartex" xmlns:cx3="http://schemas.microsoft.com/office/drawing/2016/5/9/chartex" xmlns:cx2="http://schemas.microsoft.com/office/drawing/2015/10/21/chartex" xmlns:cx1="http://schemas.microsoft.com/office/drawing/2015/9/8/chartex">
+                <mc:Fallback xmlns:oel="http://schemas.microsoft.com/office/2019/extlst" xmlns:w16du="http://schemas.microsoft.com/office/word/2023/wordml/word16du" xmlns:w16sdtdh="http://schemas.microsoft.com/office/word/2020/wordml/sdtdatahash" xmlns:w16sdtfl="http://schemas.microsoft.com/office/word/2024/wordml/sdtformatlock">
                   <w:pict>
                     <v:line w14:anchorId="3D3364FC" id="Straight Connector 2" o:spid="_x0000_s1026" style="position:absolute;z-index:251664896;visibility:visible;mso-wrap-style:square;mso-width-percent:0;mso-height-percent:0;mso-wrap-distance-left:9pt;mso-wrap-distance-top:-3e-5mm;mso-wrap-distance-right:9pt;mso-wrap-distance-bottom:-3e-5mm;mso-position-horizontal:absolute;mso-position-horizontal-relative:text;mso-position-vertical:absolute;mso-position-vertical-relative:text;mso-width-percent:0;mso-height-percent:0;mso-width-relative:page;mso-height-relative:page" from="72.1pt,2.45pt" to="230.5pt,2.45pt" o:gfxdata="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"/>
                   </w:pict>
@@ -346,7 +389,7 @@
       </w:r>
       <w:bookmarkEnd w:id="0"/>
     </w:p>
-    <w:bookmarkStart w:id="1" w:name="chuong_phuluc15_name_name"/>
+    <w:bookmarkStart w:id="2" w:name="chuong_phuluc15_name_name"/>
     <w:p>
       <w:pPr>
         <w:shd w:val="clear" w:color="auto" w:fill="FFFFFF"/>
@@ -422,7 +465,7 @@
               </wp:anchor>
             </w:drawing>
           </mc:Choice>
-          <mc:Fallback xmlns:w16sdtfl="http://schemas.microsoft.com/office/word/2024/wordml/sdtformatlock" xmlns:w16sdtdh="http://schemas.microsoft.com/office/word/2020/wordml/sdtdatahash" xmlns:w16du="http://schemas.microsoft.com/office/word/2023/wordml/word16du" xmlns:w16="http://schemas.microsoft.com/office/word/2018/wordml" xmlns:w16cid="http://schemas.microsoft.com/office/word/2016/wordml/cid" xmlns:w16cex="http://schemas.microsoft.com/office/word/2018/wordml/cex" xmlns:oel="http://schemas.microsoft.com/office/2019/extlst" xmlns:am3d="http://schemas.microsoft.com/office/drawing/2017/model3d" xmlns:aink="http://schemas.microsoft.com/office/drawing/2016/ink" xmlns:cx8="http://schemas.microsoft.com/office/drawing/2016/5/14/chartex" xmlns:cx7="http://schemas.microsoft.com/office/drawing/2016/5/13/chartex" xmlns:cx6="http://schemas.microsoft.com/office/drawing/2016/5/12/chartex" xmlns:cx5="http://schemas.microsoft.com/office/drawing/2016/5/11/chartex" xmlns:cx4="http://schemas.microsoft.com/office/drawing/2016/5/10/chartex" xmlns:cx3="http://schemas.microsoft.com/office/drawing/2016/5/9/chartex" xmlns:cx2="http://schemas.microsoft.com/office/drawing/2015/10/21/chartex" xmlns:cx1="http://schemas.microsoft.com/office/drawing/2015/9/8/chartex">
+          <mc:Fallback xmlns:oel="http://schemas.microsoft.com/office/2019/extlst" xmlns:w16du="http://schemas.microsoft.com/office/word/2023/wordml/word16du" xmlns:w16sdtdh="http://schemas.microsoft.com/office/word/2020/wordml/sdtdatahash" xmlns:w16sdtfl="http://schemas.microsoft.com/office/word/2024/wordml/sdtformatlock">
             <w:pict>
               <v:line w14:anchorId="76D6BBEE" id="Straight Connector 3" o:spid="_x0000_s1026" style="position:absolute;z-index:251665920;visibility:visible;mso-wrap-style:square;mso-width-percent:0;mso-height-percent:0;mso-wrap-distance-left:9pt;mso-wrap-distance-top:-3e-5mm;mso-wrap-distance-right:9pt;mso-wrap-distance-bottom:-3e-5mm;mso-position-horizontal:absolute;mso-position-horizontal-relative:text;mso-position-vertical:absolute;mso-position-vertical-relative:text;mso-width-percent:0;mso-height-percent:0;mso-width-relative:page;mso-height-relative:page" from="159.3pt,31.85pt" to="298.7pt,31.85pt" o:gfxdata="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"/>
             </w:pict>
@@ -437,7 +480,7 @@
         </w:rPr>
         <w:t>Về việc giải quyết khiếu nại của</w:t>
       </w:r>
-      <w:bookmarkEnd w:id="1"/>
+      <w:bookmarkEnd w:id="2"/>
       <w:r>
         <w:rPr>
           <w:b/>
@@ -469,16 +512,7 @@
           <w:color w:val="000000"/>
           <w:lang w:val="vi-VN"/>
         </w:rPr>
-        <w:t>(lần đ</w:t>
-      </w:r>
-      <w:bookmarkStart w:id="2" w:name="_GoBack"/>
-      <w:bookmarkEnd w:id="2"/>
-      <w:r>
-        <w:rPr>
-          <w:color w:val="000000"/>
-          <w:lang w:val="vi-VN"/>
-        </w:rPr>
-        <w:t>ầu)</w:t>
+        <w:t>(lần đầu)</w:t>
       </w:r>
     </w:p>
     <w:p>
@@ -1582,7 +1616,7 @@
 </file>
 
 <file path=word/endnotes.xml><?xml version="1.0" encoding="utf-8"?>
-<w:endnotes xmlns:wpc="http://schemas.microsoft.com/office/word/2010/wordprocessingCanvas" xmlns:cx="http://schemas.microsoft.com/office/drawing/2014/chartex" xmlns:mc="http://schemas.openxmlformats.org/markup-compatibility/2006" xmlns:o="urn:schemas-microsoft-com:office:office" xmlns:r="http://schemas.openxmlformats.org/officeDocument/2006/relationships" xmlns:m="http://schemas.openxmlformats.org/officeDocument/2006/math" xmlns:v="urn:schemas-microsoft-com:vml" xmlns:wp14="http://schemas.microsoft.com/office/word/2010/wordprocessingDrawing" xmlns:wp="http://schemas.openxmlformats.org/drawingml/2006/wordprocessingDrawing" xmlns:w10="urn:schemas-microsoft-com:office:word" xmlns:w="http://schemas.openxmlformats.org/wordprocessingml/2006/main" xmlns:w14="http://schemas.microsoft.com/office/word/2010/wordml" xmlns:w15="http://schemas.microsoft.com/office/word/2012/wordml" xmlns:w16se="http://schemas.microsoft.com/office/word/2015/wordml/symex" xmlns:wpg="http://schemas.microsoft.com/office/word/2010/wordprocessingGroup" xmlns:wpi="http://schemas.microsoft.com/office/word/2010/wordprocessingInk" xmlns:wne="http://schemas.microsoft.com/office/word/2006/wordml" xmlns:wps="http://schemas.microsoft.com/office/word/2010/wordprocessingShape" mc:Ignorable="w14 w15 w16se wp14">
+<w:endnotes xmlns:wpc="http://schemas.microsoft.com/office/word/2010/wordprocessingCanvas" xmlns:cx="http://schemas.microsoft.com/office/drawing/2014/chartex" xmlns:cx1="http://schemas.microsoft.com/office/drawing/2015/9/8/chartex" xmlns:cx2="http://schemas.microsoft.com/office/drawing/2015/10/21/chartex" xmlns:cx3="http://schemas.microsoft.com/office/drawing/2016/5/9/chartex" xmlns:cx4="http://schemas.microsoft.com/office/drawing/2016/5/10/chartex" xmlns:cx5="http://schemas.microsoft.com/office/drawing/2016/5/11/chartex" xmlns:cx6="http://schemas.microsoft.com/office/drawing/2016/5/12/chartex" xmlns:cx7="http://schemas.microsoft.com/office/drawing/2016/5/13/chartex" xmlns:cx8="http://schemas.microsoft.com/office/drawing/2016/5/14/chartex" xmlns:mc="http://schemas.openxmlformats.org/markup-compatibility/2006" xmlns:aink="http://schemas.microsoft.com/office/drawing/2016/ink" xmlns:am3d="http://schemas.microsoft.com/office/drawing/2017/model3d" xmlns:o="urn:schemas-microsoft-com:office:office" xmlns:r="http://schemas.openxmlformats.org/officeDocument/2006/relationships" xmlns:m="http://schemas.openxmlformats.org/officeDocument/2006/math" xmlns:v="urn:schemas-microsoft-com:vml" xmlns:wp14="http://schemas.microsoft.com/office/word/2010/wordprocessingDrawing" xmlns:wp="http://schemas.openxmlformats.org/drawingml/2006/wordprocessingDrawing" xmlns:w10="urn:schemas-microsoft-com:office:word" xmlns:w="http://schemas.openxmlformats.org/wordprocessingml/2006/main" xmlns:w14="http://schemas.microsoft.com/office/word/2010/wordml" xmlns:w15="http://schemas.microsoft.com/office/word/2012/wordml" xmlns:w16cex="http://schemas.microsoft.com/office/word/2018/wordml/cex" xmlns:w16cid="http://schemas.microsoft.com/office/word/2016/wordml/cid" xmlns:w16="http://schemas.microsoft.com/office/word/2018/wordml" xmlns:w16se="http://schemas.microsoft.com/office/word/2015/wordml/symex" xmlns:wpg="http://schemas.microsoft.com/office/word/2010/wordprocessingGroup" xmlns:wpi="http://schemas.microsoft.com/office/word/2010/wordprocessingInk" xmlns:wne="http://schemas.microsoft.com/office/word/2006/wordml" xmlns:wps="http://schemas.microsoft.com/office/word/2010/wordprocessingShape" mc:Ignorable="w14 w15 w16se w16cid w16 w16cex wp14">
   <w:endnote w:type="separator" w:id="-1">
     <w:p>
       <w:r>
@@ -1601,7 +1635,7 @@
 </file>
 
 <file path=word/footnotes.xml><?xml version="1.0" encoding="utf-8"?>
-<w:footnotes xmlns:wpc="http://schemas.microsoft.com/office/word/2010/wordprocessingCanvas" xmlns:cx="http://schemas.microsoft.com/office/drawing/2014/chartex" xmlns:mc="http://schemas.openxmlformats.org/markup-compatibility/2006" xmlns:o="urn:schemas-microsoft-com:office:office" xmlns:r="http://schemas.openxmlformats.org/officeDocument/2006/relationships" xmlns:m="http://schemas.openxmlformats.org/officeDocument/2006/math" xmlns:v="urn:schemas-microsoft-com:vml" xmlns:wp14="http://schemas.microsoft.com/office/word/2010/wordprocessingDrawing" xmlns:wp="http://schemas.openxmlformats.org/drawingml/2006/wordprocessingDrawing" xmlns:w10="urn:schemas-microsoft-com:office:word" xmlns:w="http://schemas.openxmlformats.org/wordprocessingml/2006/main" xmlns:w14="http://schemas.microsoft.com/office/word/2010/wordml" xmlns:w15="http://schemas.microsoft.com/office/word/2012/wordml" xmlns:w16se="http://schemas.microsoft.com/office/word/2015/wordml/symex" xmlns:wpg="http://schemas.microsoft.com/office/word/2010/wordprocessingGroup" xmlns:wpi="http://schemas.microsoft.com/office/word/2010/wordprocessingInk" xmlns:wne="http://schemas.microsoft.com/office/word/2006/wordml" xmlns:wps="http://schemas.microsoft.com/office/word/2010/wordprocessingShape" mc:Ignorable="w14 w15 w16se wp14">
+<w:footnotes xmlns:wpc="http://schemas.microsoft.com/office/word/2010/wordprocessingCanvas" xmlns:cx="http://schemas.microsoft.com/office/drawing/2014/chartex" xmlns:cx1="http://schemas.microsoft.com/office/drawing/2015/9/8/chartex" xmlns:cx2="http://schemas.microsoft.com/office/drawing/2015/10/21/chartex" xmlns:cx3="http://schemas.microsoft.com/office/drawing/2016/5/9/chartex" xmlns:cx4="http://schemas.microsoft.com/office/drawing/2016/5/10/chartex" xmlns:cx5="http://schemas.microsoft.com/office/drawing/2016/5/11/chartex" xmlns:cx6="http://schemas.microsoft.com/office/drawing/2016/5/12/chartex" xmlns:cx7="http://schemas.microsoft.com/office/drawing/2016/5/13/chartex" xmlns:cx8="http://schemas.microsoft.com/office/drawing/2016/5/14/chartex" xmlns:mc="http://schemas.openxmlformats.org/markup-compatibility/2006" xmlns:aink="http://schemas.microsoft.com/office/drawing/2016/ink" xmlns:am3d="http://schemas.microsoft.com/office/drawing/2017/model3d" xmlns:o="urn:schemas-microsoft-com:office:office" xmlns:r="http://schemas.openxmlformats.org/officeDocument/2006/relationships" xmlns:m="http://schemas.openxmlformats.org/officeDocument/2006/math" xmlns:v="urn:schemas-microsoft-com:vml" xmlns:wp14="http://schemas.microsoft.com/office/word/2010/wordprocessingDrawing" xmlns:wp="http://schemas.openxmlformats.org/drawingml/2006/wordprocessingDrawing" xmlns:w10="urn:schemas-microsoft-com:office:word" xmlns:w="http://schemas.openxmlformats.org/wordprocessingml/2006/main" xmlns:w14="http://schemas.microsoft.com/office/word/2010/wordml" xmlns:w15="http://schemas.microsoft.com/office/word/2012/wordml" xmlns:w16cex="http://schemas.microsoft.com/office/word/2018/wordml/cex" xmlns:w16cid="http://schemas.microsoft.com/office/word/2016/wordml/cid" xmlns:w16="http://schemas.microsoft.com/office/word/2018/wordml" xmlns:w16se="http://schemas.microsoft.com/office/word/2015/wordml/symex" xmlns:wpg="http://schemas.microsoft.com/office/word/2010/wordprocessingGroup" xmlns:wpi="http://schemas.microsoft.com/office/word/2010/wordprocessingInk" xmlns:wne="http://schemas.microsoft.com/office/word/2006/wordml" xmlns:wps="http://schemas.microsoft.com/office/word/2010/wordprocessingShape" mc:Ignorable="w14 w15 w16se w16cid w16 w16cex wp14">
   <w:footnote w:type="separator" w:id="-1">
     <w:p>
       <w:r>
@@ -1620,7 +1654,7 @@
 </file>
 
 <file path=word/numbering.xml><?xml version="1.0" encoding="utf-8"?>
-<w:numbering xmlns:wpc="http://schemas.microsoft.com/office/word/2010/wordprocessingCanvas" xmlns:cx="http://schemas.microsoft.com/office/drawing/2014/chartex" xmlns:mc="http://schemas.openxmlformats.org/markup-compatibility/2006" xmlns:o="urn:schemas-microsoft-com:office:office" xmlns:r="http://schemas.openxmlformats.org/officeDocument/2006/relationships" xmlns:m="http://schemas.openxmlformats.org/officeDocument/2006/math" xmlns:v="urn:schemas-microsoft-com:vml" xmlns:wp14="http://schemas.microsoft.com/office/word/2010/wordprocessingDrawing" xmlns:wp="http://schemas.openxmlformats.org/drawingml/2006/wordprocessingDrawing" xmlns:w10="urn:schemas-microsoft-com:office:word" xmlns:w="http://schemas.openxmlformats.org/wordprocessingml/2006/main" xmlns:w14="http://schemas.microsoft.com/office/word/2010/wordml" xmlns:w15="http://schemas.microsoft.com/office/word/2012/wordml" xmlns:w16se="http://schemas.microsoft.com/office/word/2015/wordml/symex" xmlns:wpg="http://schemas.microsoft.com/office/word/2010/wordprocessingGroup" xmlns:wpi="http://schemas.microsoft.com/office/word/2010/wordprocessingInk" xmlns:wne="http://schemas.microsoft.com/office/word/2006/wordml" xmlns:wps="http://schemas.microsoft.com/office/word/2010/wordprocessingShape" mc:Ignorable="w14 w15 w16se wp14">
+<w:numbering xmlns:wpc="http://schemas.microsoft.com/office/word/2010/wordprocessingCanvas" xmlns:cx="http://schemas.microsoft.com/office/drawing/2014/chartex" xmlns:cx1="http://schemas.microsoft.com/office/drawing/2015/9/8/chartex" xmlns:cx2="http://schemas.microsoft.com/office/drawing/2015/10/21/chartex" xmlns:cx3="http://schemas.microsoft.com/office/drawing/2016/5/9/chartex" xmlns:cx4="http://schemas.microsoft.com/office/drawing/2016/5/10/chartex" xmlns:cx5="http://schemas.microsoft.com/office/drawing/2016/5/11/chartex" xmlns:cx6="http://schemas.microsoft.com/office/drawing/2016/5/12/chartex" xmlns:cx7="http://schemas.microsoft.com/office/drawing/2016/5/13/chartex" xmlns:cx8="http://schemas.microsoft.com/office/drawing/2016/5/14/chartex" xmlns:mc="http://schemas.openxmlformats.org/markup-compatibility/2006" xmlns:aink="http://schemas.microsoft.com/office/drawing/2016/ink" xmlns:am3d="http://schemas.microsoft.com/office/drawing/2017/model3d" xmlns:o="urn:schemas-microsoft-com:office:office" xmlns:r="http://schemas.openxmlformats.org/officeDocument/2006/relationships" xmlns:m="http://schemas.openxmlformats.org/officeDocument/2006/math" xmlns:v="urn:schemas-microsoft-com:vml" xmlns:wp14="http://schemas.microsoft.com/office/word/2010/wordprocessingDrawing" xmlns:wp="http://schemas.openxmlformats.org/drawingml/2006/wordprocessingDrawing" xmlns:w10="urn:schemas-microsoft-com:office:word" xmlns:w="http://schemas.openxmlformats.org/wordprocessingml/2006/main" xmlns:w14="http://schemas.microsoft.com/office/word/2010/wordml" xmlns:w15="http://schemas.microsoft.com/office/word/2012/wordml" xmlns:w16cex="http://schemas.microsoft.com/office/word/2018/wordml/cex" xmlns:w16cid="http://schemas.microsoft.com/office/word/2016/wordml/cid" xmlns:w16="http://schemas.microsoft.com/office/word/2018/wordml" xmlns:w16se="http://schemas.microsoft.com/office/word/2015/wordml/symex" xmlns:wpg="http://schemas.microsoft.com/office/word/2010/wordprocessingGroup" xmlns:wpi="http://schemas.microsoft.com/office/word/2010/wordprocessingInk" xmlns:wne="http://schemas.microsoft.com/office/word/2006/wordml" xmlns:wps="http://schemas.microsoft.com/office/word/2010/wordprocessingShape" mc:Ignorable="w14 w15 w16se w16cid w16 w16cex wp14">
   <w:abstractNum w:abstractNumId="0" w15:restartNumberingAfterBreak="0">
     <w:nsid w:val="01374818"/>
     <w:multiLevelType w:val="hybridMultilevel"/>
@@ -5287,7 +5321,7 @@
 </file>
 
 <file path=word/styles.xml><?xml version="1.0" encoding="utf-8"?>
-<w:styles xmlns:mc="http://schemas.openxmlformats.org/markup-compatibility/2006" xmlns:r="http://schemas.openxmlformats.org/officeDocument/2006/relationships" xmlns:w="http://schemas.openxmlformats.org/wordprocessingml/2006/main" xmlns:w14="http://schemas.microsoft.com/office/word/2010/wordml" xmlns:w15="http://schemas.microsoft.com/office/word/2012/wordml" xmlns:w16se="http://schemas.microsoft.com/office/word/2015/wordml/symex" mc:Ignorable="w14 w15 w16se">
+<w:styles xmlns:mc="http://schemas.openxmlformats.org/markup-compatibility/2006" xmlns:r="http://schemas.openxmlformats.org/officeDocument/2006/relationships" xmlns:w="http://schemas.openxmlformats.org/wordprocessingml/2006/main" xmlns:w14="http://schemas.microsoft.com/office/word/2010/wordml" xmlns:w15="http://schemas.microsoft.com/office/word/2012/wordml" xmlns:w16cex="http://schemas.microsoft.com/office/word/2018/wordml/cex" xmlns:w16cid="http://schemas.microsoft.com/office/word/2016/wordml/cid" xmlns:w16="http://schemas.microsoft.com/office/word/2018/wordml" xmlns:w16se="http://schemas.microsoft.com/office/word/2015/wordml/symex" mc:Ignorable="w14 w15 w16se w16cid w16 w16cex">
   <w:docDefaults>
     <w:rPrDefault>
       <w:rPr>
@@ -5297,7 +5331,7 @@
     </w:rPrDefault>
     <w:pPrDefault/>
   </w:docDefaults>
-  <w:latentStyles w:defLockedState="0" w:defUIPriority="0" w:defSemiHidden="0" w:defUnhideWhenUsed="0" w:defQFormat="0" w:count="371">
+  <w:latentStyles w:defLockedState="0" w:defUIPriority="0" w:defSemiHidden="0" w:defUnhideWhenUsed="0" w:defQFormat="0" w:count="376">
     <w:lsdException w:name="Normal" w:qFormat="1"/>
     <w:lsdException w:name="heading 1" w:qFormat="1"/>
     <w:lsdException w:name="heading 2" w:qFormat="1"/>
@@ -5315,7 +5349,12 @@
     <w:lsdException w:name="Subtitle" w:qFormat="1"/>
     <w:lsdException w:name="Strong" w:qFormat="1"/>
     <w:lsdException w:name="Emphasis" w:qFormat="1"/>
-    <w:lsdException w:name="Normal Table" w:semiHidden="1" w:unhideWhenUsed="1"/>
+    <w:lsdException w:name="HTML Keyboard" w:semiHidden="1" w:unhideWhenUsed="1"/>
+    <w:lsdException w:name="annotation subject" w:semiHidden="1" w:unhideWhenUsed="1"/>
+    <w:lsdException w:name="No List" w:semiHidden="1" w:unhideWhenUsed="1"/>
+    <w:lsdException w:name="Outline List 1" w:semiHidden="1" w:unhideWhenUsed="1"/>
+    <w:lsdException w:name="Outline List 2" w:semiHidden="1" w:unhideWhenUsed="1"/>
+    <w:lsdException w:name="Outline List 3" w:semiHidden="1" w:unhideWhenUsed="1"/>
     <w:lsdException w:name="Table Simple 1" w:semiHidden="1" w:unhideWhenUsed="1"/>
     <w:lsdException w:name="Table Simple 2" w:semiHidden="1" w:unhideWhenUsed="1"/>
     <w:lsdException w:name="Table Simple 3" w:semiHidden="1" w:unhideWhenUsed="1"/>
@@ -5353,11 +5392,9 @@
     <w:lsdException w:name="Table Contemporary" w:semiHidden="1" w:unhideWhenUsed="1"/>
     <w:lsdException w:name="Table Elegant" w:semiHidden="1" w:unhideWhenUsed="1"/>
     <w:lsdException w:name="Table Professional" w:semiHidden="1" w:unhideWhenUsed="1"/>
-    <w:lsdException w:name="Table Subtle 1" w:semiHidden="1" w:unhideWhenUsed="1"/>
     <w:lsdException w:name="Table Subtle 2" w:semiHidden="1" w:unhideWhenUsed="1"/>
     <w:lsdException w:name="Table Web 1" w:semiHidden="1" w:unhideWhenUsed="1"/>
-    <w:lsdException w:name="Table Web 2" w:semiHidden="1" w:unhideWhenUsed="1"/>
-    <w:lsdException w:name="Table Web 3" w:semiHidden="1" w:unhideWhenUsed="1"/>
+    <w:lsdException w:name="Balloon Text" w:semiHidden="1" w:unhideWhenUsed="1"/>
     <w:lsdException w:name="Table Theme" w:semiHidden="1" w:unhideWhenUsed="1"/>
     <w:lsdException w:name="Placeholder Text" w:semiHidden="1" w:uiPriority="99"/>
     <w:lsdException w:name="No Spacing" w:uiPriority="1" w:qFormat="1"/>
@@ -5574,6 +5611,11 @@
     <w:lsdException w:name="List Table 5 Dark Accent 6" w:uiPriority="50"/>
     <w:lsdException w:name="List Table 6 Colorful Accent 6" w:uiPriority="51"/>
     <w:lsdException w:name="List Table 7 Colorful Accent 6" w:uiPriority="52"/>
+    <w:lsdException w:name="Mention" w:semiHidden="1" w:uiPriority="99" w:unhideWhenUsed="1"/>
+    <w:lsdException w:name="Smart Hyperlink" w:semiHidden="1" w:uiPriority="99" w:unhideWhenUsed="1"/>
+    <w:lsdException w:name="Hashtag" w:semiHidden="1" w:uiPriority="99" w:unhideWhenUsed="1"/>
+    <w:lsdException w:name="Unresolved Mention" w:semiHidden="1" w:uiPriority="99" w:unhideWhenUsed="1"/>
+    <w:lsdException w:name="Smart Link" w:semiHidden="1" w:uiPriority="99" w:unhideWhenUsed="1"/>
   </w:latentStyles>
   <w:style w:type="paragraph" w:default="1" w:styleId="Normal">
     <w:name w:val="Normal"/>
@@ -6312,7 +6354,7 @@
 </file>
 
 <file path=customXml/itemProps1.xml><?xml version="1.0" encoding="utf-8"?>
-<ds:datastoreItem xmlns:ds="http://schemas.openxmlformats.org/officeDocument/2006/customXml" ds:itemID="{AAA4446F-678B-4F89-B39C-2D5AB2140E8E}">
+<ds:datastoreItem xmlns:ds="http://schemas.openxmlformats.org/officeDocument/2006/customXml" ds:itemID="{E2D2E8A7-6E58-45AD-966B-5375A21ED53D}">
   <ds:schemaRefs>
     <ds:schemaRef ds:uri="http://schemas.openxmlformats.org/officeDocument/2006/bibliography"/>
   </ds:schemaRefs>
